--- a/worksheets/L9_ConnectionCafe_Worksheet.docx
+++ b/worksheets/L9_ConnectionCafe_Worksheet.docx
@@ -558,7 +558,7 @@
                 <w:sz w:val="21"/>
                 <w:szCs w:val="21"/>
               </w:rPr>
-              <w:t xml:space="preserve">Which is better: a wired or a wireless network? Write your first thoughts.</w:t>
+              <w:t xml:space="preserve">Count the devices around you that connect without a cable. For each one, say why a cable would be worse.</w:t>
             </w:r>
           </w:p>
           <w:tbl>
@@ -1411,6 +1411,218 @@
               </w:tc>
             </w:tr>
           </w:tbl>
+          <w:p>
+            <w:pPr>
+              <w:keepNext/>
+              <w:spacing w:after="60" w:before="120"/>
+            </w:pPr>
+            <w:r>
+              <w:rPr>
+                <w:rFonts w:ascii="Arial" w:cs="Arial" w:eastAsia="Arial" w:hAnsi="Arial"/>
+                <w:b/>
+                <w:bCs/>
+                <w:sz w:val="21"/>
+                <w:szCs w:val="21"/>
+              </w:rPr>
+              <w:t xml:space="preserve">What type of connection is Ethernet?</w:t>
+            </w:r>
+          </w:p>
+          <w:tbl>
+            <w:tblPr>
+              <w:tblW w:type="dxa" w:w="10026"/>
+              <w:tblBorders>
+                <w:top w:val="single" w:color="auto" w:sz="4"/>
+                <w:left w:val="single" w:color="auto" w:sz="4"/>
+                <w:bottom w:val="single" w:color="auto" w:sz="4"/>
+                <w:right w:val="single" w:color="auto" w:sz="4"/>
+                <w:insideH w:val="single" w:color="auto" w:sz="4"/>
+                <w:insideV w:val="single" w:color="auto" w:sz="4"/>
+              </w:tblBorders>
+            </w:tblPr>
+            <w:tblGrid>
+              <w:gridCol w:w="10026"/>
+            </w:tblGrid>
+            <w:tr>
+              <w:trPr>
+                <w:cantSplit/>
+                <w:trHeight w:val="460" w:hRule="exact"/>
+              </w:trPr>
+              <w:tc>
+                <w:tcPr>
+                  <w:tcW w:type="dxa" w:w="10026"/>
+                  <w:tcBorders>
+                    <w:top w:val="none" w:color="FFFFFF" w:sz="0"/>
+                    <w:left w:val="none" w:color="FFFFFF" w:sz="0"/>
+                    <w:bottom w:val="dotted" w:color="9AA8BC" w:sz="6"/>
+                    <w:right w:val="none" w:color="FFFFFF" w:sz="0"/>
+                  </w:tcBorders>
+                  <w:tcMar>
+                    <w:left w:type="dxa" w:w="0"/>
+                    <w:bottom w:type="dxa" w:w="20"/>
+                    <w:right w:type="dxa" w:w="0"/>
+                  </w:tcMar>
+                  <w:vAlign w:val="bottom"/>
+                </w:tcPr>
+                <w:p>
+                  <w:pPr>
+                    <w:spacing w:after="0" w:before="0"/>
+                  </w:pPr>
+                  <w:r>
+                    <w:rPr>
+                      <w:rFonts w:ascii="Arial" w:cs="Arial" w:eastAsia="Arial" w:hAnsi="Arial"/>
+                      <w:color w:val="5A6B85"/>
+                      <w:sz w:val="21"/>
+                      <w:szCs w:val="21"/>
+                    </w:rPr>
+                    <w:t xml:space="preserve"/>
+                  </w:r>
+                </w:p>
+              </w:tc>
+            </w:tr>
+            <w:tr>
+              <w:trPr>
+                <w:cantSplit/>
+                <w:trHeight w:val="460" w:hRule="exact"/>
+              </w:trPr>
+              <w:tc>
+                <w:tcPr>
+                  <w:tcW w:type="dxa" w:w="10026"/>
+                  <w:tcBorders>
+                    <w:top w:val="none" w:color="FFFFFF" w:sz="0"/>
+                    <w:left w:val="none" w:color="FFFFFF" w:sz="0"/>
+                    <w:bottom w:val="dotted" w:color="9AA8BC" w:sz="6"/>
+                    <w:right w:val="none" w:color="FFFFFF" w:sz="0"/>
+                  </w:tcBorders>
+                  <w:tcMar>
+                    <w:left w:type="dxa" w:w="0"/>
+                    <w:bottom w:type="dxa" w:w="20"/>
+                    <w:right w:type="dxa" w:w="0"/>
+                  </w:tcMar>
+                  <w:vAlign w:val="bottom"/>
+                </w:tcPr>
+                <w:p>
+                  <w:pPr>
+                    <w:spacing w:after="0" w:before="0"/>
+                  </w:pPr>
+                  <w:r>
+                    <w:rPr>
+                      <w:rFonts w:ascii="Arial" w:cs="Arial" w:eastAsia="Arial" w:hAnsi="Arial"/>
+                      <w:color w:val="5A6B85"/>
+                      <w:sz w:val="21"/>
+                      <w:szCs w:val="21"/>
+                    </w:rPr>
+                    <w:t xml:space="preserve"/>
+                  </w:r>
+                </w:p>
+              </w:tc>
+            </w:tr>
+          </w:tbl>
+          <w:p>
+            <w:pPr>
+              <w:keepNext/>
+              <w:spacing w:after="60" w:before="120"/>
+            </w:pPr>
+            <w:r>
+              <w:rPr>
+                <w:rFonts w:ascii="Arial" w:cs="Arial" w:eastAsia="Arial" w:hAnsi="Arial"/>
+                <w:b/>
+                <w:bCs/>
+                <w:sz w:val="21"/>
+                <w:szCs w:val="21"/>
+              </w:rPr>
+              <w:t xml:space="preserve">What does an Ethernet frame contain so it reaches the right device?</w:t>
+            </w:r>
+          </w:p>
+          <w:tbl>
+            <w:tblPr>
+              <w:tblW w:type="dxa" w:w="10026"/>
+              <w:tblBorders>
+                <w:top w:val="single" w:color="auto" w:sz="4"/>
+                <w:left w:val="single" w:color="auto" w:sz="4"/>
+                <w:bottom w:val="single" w:color="auto" w:sz="4"/>
+                <w:right w:val="single" w:color="auto" w:sz="4"/>
+                <w:insideH w:val="single" w:color="auto" w:sz="4"/>
+                <w:insideV w:val="single" w:color="auto" w:sz="4"/>
+              </w:tblBorders>
+            </w:tblPr>
+            <w:tblGrid>
+              <w:gridCol w:w="10026"/>
+            </w:tblGrid>
+            <w:tr>
+              <w:trPr>
+                <w:cantSplit/>
+                <w:trHeight w:val="460" w:hRule="exact"/>
+              </w:trPr>
+              <w:tc>
+                <w:tcPr>
+                  <w:tcW w:type="dxa" w:w="10026"/>
+                  <w:tcBorders>
+                    <w:top w:val="none" w:color="FFFFFF" w:sz="0"/>
+                    <w:left w:val="none" w:color="FFFFFF" w:sz="0"/>
+                    <w:bottom w:val="dotted" w:color="9AA8BC" w:sz="6"/>
+                    <w:right w:val="none" w:color="FFFFFF" w:sz="0"/>
+                  </w:tcBorders>
+                  <w:tcMar>
+                    <w:left w:type="dxa" w:w="0"/>
+                    <w:bottom w:type="dxa" w:w="20"/>
+                    <w:right w:type="dxa" w:w="0"/>
+                  </w:tcMar>
+                  <w:vAlign w:val="bottom"/>
+                </w:tcPr>
+                <w:p>
+                  <w:pPr>
+                    <w:spacing w:after="0" w:before="0"/>
+                  </w:pPr>
+                  <w:r>
+                    <w:rPr>
+                      <w:rFonts w:ascii="Arial" w:cs="Arial" w:eastAsia="Arial" w:hAnsi="Arial"/>
+                      <w:color w:val="5A6B85"/>
+                      <w:sz w:val="21"/>
+                      <w:szCs w:val="21"/>
+                    </w:rPr>
+                    <w:t xml:space="preserve"/>
+                  </w:r>
+                </w:p>
+              </w:tc>
+            </w:tr>
+            <w:tr>
+              <w:trPr>
+                <w:cantSplit/>
+                <w:trHeight w:val="460" w:hRule="exact"/>
+              </w:trPr>
+              <w:tc>
+                <w:tcPr>
+                  <w:tcW w:type="dxa" w:w="10026"/>
+                  <w:tcBorders>
+                    <w:top w:val="none" w:color="FFFFFF" w:sz="0"/>
+                    <w:left w:val="none" w:color="FFFFFF" w:sz="0"/>
+                    <w:bottom w:val="dotted" w:color="9AA8BC" w:sz="6"/>
+                    <w:right w:val="none" w:color="FFFFFF" w:sz="0"/>
+                  </w:tcBorders>
+                  <w:tcMar>
+                    <w:left w:type="dxa" w:w="0"/>
+                    <w:bottom w:type="dxa" w:w="20"/>
+                    <w:right w:type="dxa" w:w="0"/>
+                  </w:tcMar>
+                  <w:vAlign w:val="bottom"/>
+                </w:tcPr>
+                <w:p>
+                  <w:pPr>
+                    <w:spacing w:after="0" w:before="0"/>
+                  </w:pPr>
+                  <w:r>
+                    <w:rPr>
+                      <w:rFonts w:ascii="Arial" w:cs="Arial" w:eastAsia="Arial" w:hAnsi="Arial"/>
+                      <w:color w:val="5A6B85"/>
+                      <w:sz w:val="21"/>
+                      <w:szCs w:val="21"/>
+                    </w:rPr>
+                    <w:t xml:space="preserve"/>
+                  </w:r>
+                </w:p>
+              </w:tc>
+            </w:tr>
+          </w:tbl>
           <w:p/>
         </w:tc>
       </w:tr>
@@ -1602,6 +1814,218 @@
                 <w:szCs w:val="21"/>
               </w:rPr>
               <w:t xml:space="preserve">What does a laptop need to connect to Wi-Fi?</w:t>
+            </w:r>
+          </w:p>
+          <w:tbl>
+            <w:tblPr>
+              <w:tblW w:type="dxa" w:w="10026"/>
+              <w:tblBorders>
+                <w:top w:val="single" w:color="auto" w:sz="4"/>
+                <w:left w:val="single" w:color="auto" w:sz="4"/>
+                <w:bottom w:val="single" w:color="auto" w:sz="4"/>
+                <w:right w:val="single" w:color="auto" w:sz="4"/>
+                <w:insideH w:val="single" w:color="auto" w:sz="4"/>
+                <w:insideV w:val="single" w:color="auto" w:sz="4"/>
+              </w:tblBorders>
+            </w:tblPr>
+            <w:tblGrid>
+              <w:gridCol w:w="10026"/>
+            </w:tblGrid>
+            <w:tr>
+              <w:trPr>
+                <w:cantSplit/>
+                <w:trHeight w:val="460" w:hRule="exact"/>
+              </w:trPr>
+              <w:tc>
+                <w:tcPr>
+                  <w:tcW w:type="dxa" w:w="10026"/>
+                  <w:tcBorders>
+                    <w:top w:val="none" w:color="FFFFFF" w:sz="0"/>
+                    <w:left w:val="none" w:color="FFFFFF" w:sz="0"/>
+                    <w:bottom w:val="dotted" w:color="9AA8BC" w:sz="6"/>
+                    <w:right w:val="none" w:color="FFFFFF" w:sz="0"/>
+                  </w:tcBorders>
+                  <w:tcMar>
+                    <w:left w:type="dxa" w:w="0"/>
+                    <w:bottom w:type="dxa" w:w="20"/>
+                    <w:right w:type="dxa" w:w="0"/>
+                  </w:tcMar>
+                  <w:vAlign w:val="bottom"/>
+                </w:tcPr>
+                <w:p>
+                  <w:pPr>
+                    <w:spacing w:after="0" w:before="0"/>
+                  </w:pPr>
+                  <w:r>
+                    <w:rPr>
+                      <w:rFonts w:ascii="Arial" w:cs="Arial" w:eastAsia="Arial" w:hAnsi="Arial"/>
+                      <w:color w:val="5A6B85"/>
+                      <w:sz w:val="21"/>
+                      <w:szCs w:val="21"/>
+                    </w:rPr>
+                    <w:t xml:space="preserve"/>
+                  </w:r>
+                </w:p>
+              </w:tc>
+            </w:tr>
+            <w:tr>
+              <w:trPr>
+                <w:cantSplit/>
+                <w:trHeight w:val="460" w:hRule="exact"/>
+              </w:trPr>
+              <w:tc>
+                <w:tcPr>
+                  <w:tcW w:type="dxa" w:w="10026"/>
+                  <w:tcBorders>
+                    <w:top w:val="none" w:color="FFFFFF" w:sz="0"/>
+                    <w:left w:val="none" w:color="FFFFFF" w:sz="0"/>
+                    <w:bottom w:val="dotted" w:color="9AA8BC" w:sz="6"/>
+                    <w:right w:val="none" w:color="FFFFFF" w:sz="0"/>
+                  </w:tcBorders>
+                  <w:tcMar>
+                    <w:left w:type="dxa" w:w="0"/>
+                    <w:bottom w:type="dxa" w:w="20"/>
+                    <w:right w:type="dxa" w:w="0"/>
+                  </w:tcMar>
+                  <w:vAlign w:val="bottom"/>
+                </w:tcPr>
+                <w:p>
+                  <w:pPr>
+                    <w:spacing w:after="0" w:before="0"/>
+                  </w:pPr>
+                  <w:r>
+                    <w:rPr>
+                      <w:rFonts w:ascii="Arial" w:cs="Arial" w:eastAsia="Arial" w:hAnsi="Arial"/>
+                      <w:color w:val="5A6B85"/>
+                      <w:sz w:val="21"/>
+                      <w:szCs w:val="21"/>
+                    </w:rPr>
+                    <w:t xml:space="preserve"/>
+                  </w:r>
+                </w:p>
+              </w:tc>
+            </w:tr>
+          </w:tbl>
+          <w:p>
+            <w:pPr>
+              <w:keepNext/>
+              <w:spacing w:after="60" w:before="120"/>
+            </w:pPr>
+            <w:r>
+              <w:rPr>
+                <w:rFonts w:ascii="Arial" w:cs="Arial" w:eastAsia="Arial" w:hAnsi="Arial"/>
+                <w:b/>
+                <w:bCs/>
+                <w:sz w:val="21"/>
+                <w:szCs w:val="21"/>
+              </w:rPr>
+              <w:t xml:space="preserve">What is the typical range of Wi-Fi?</w:t>
+            </w:r>
+          </w:p>
+          <w:tbl>
+            <w:tblPr>
+              <w:tblW w:type="dxa" w:w="10026"/>
+              <w:tblBorders>
+                <w:top w:val="single" w:color="auto" w:sz="4"/>
+                <w:left w:val="single" w:color="auto" w:sz="4"/>
+                <w:bottom w:val="single" w:color="auto" w:sz="4"/>
+                <w:right w:val="single" w:color="auto" w:sz="4"/>
+                <w:insideH w:val="single" w:color="auto" w:sz="4"/>
+                <w:insideV w:val="single" w:color="auto" w:sz="4"/>
+              </w:tblBorders>
+            </w:tblPr>
+            <w:tblGrid>
+              <w:gridCol w:w="10026"/>
+            </w:tblGrid>
+            <w:tr>
+              <w:trPr>
+                <w:cantSplit/>
+                <w:trHeight w:val="460" w:hRule="exact"/>
+              </w:trPr>
+              <w:tc>
+                <w:tcPr>
+                  <w:tcW w:type="dxa" w:w="10026"/>
+                  <w:tcBorders>
+                    <w:top w:val="none" w:color="FFFFFF" w:sz="0"/>
+                    <w:left w:val="none" w:color="FFFFFF" w:sz="0"/>
+                    <w:bottom w:val="dotted" w:color="9AA8BC" w:sz="6"/>
+                    <w:right w:val="none" w:color="FFFFFF" w:sz="0"/>
+                  </w:tcBorders>
+                  <w:tcMar>
+                    <w:left w:type="dxa" w:w="0"/>
+                    <w:bottom w:type="dxa" w:w="20"/>
+                    <w:right w:type="dxa" w:w="0"/>
+                  </w:tcMar>
+                  <w:vAlign w:val="bottom"/>
+                </w:tcPr>
+                <w:p>
+                  <w:pPr>
+                    <w:spacing w:after="0" w:before="0"/>
+                  </w:pPr>
+                  <w:r>
+                    <w:rPr>
+                      <w:rFonts w:ascii="Arial" w:cs="Arial" w:eastAsia="Arial" w:hAnsi="Arial"/>
+                      <w:color w:val="5A6B85"/>
+                      <w:sz w:val="21"/>
+                      <w:szCs w:val="21"/>
+                    </w:rPr>
+                    <w:t xml:space="preserve"/>
+                  </w:r>
+                </w:p>
+              </w:tc>
+            </w:tr>
+            <w:tr>
+              <w:trPr>
+                <w:cantSplit/>
+                <w:trHeight w:val="460" w:hRule="exact"/>
+              </w:trPr>
+              <w:tc>
+                <w:tcPr>
+                  <w:tcW w:type="dxa" w:w="10026"/>
+                  <w:tcBorders>
+                    <w:top w:val="none" w:color="FFFFFF" w:sz="0"/>
+                    <w:left w:val="none" w:color="FFFFFF" w:sz="0"/>
+                    <w:bottom w:val="dotted" w:color="9AA8BC" w:sz="6"/>
+                    <w:right w:val="none" w:color="FFFFFF" w:sz="0"/>
+                  </w:tcBorders>
+                  <w:tcMar>
+                    <w:left w:type="dxa" w:w="0"/>
+                    <w:bottom w:type="dxa" w:w="20"/>
+                    <w:right w:type="dxa" w:w="0"/>
+                  </w:tcMar>
+                  <w:vAlign w:val="bottom"/>
+                </w:tcPr>
+                <w:p>
+                  <w:pPr>
+                    <w:spacing w:after="0" w:before="0"/>
+                  </w:pPr>
+                  <w:r>
+                    <w:rPr>
+                      <w:rFonts w:ascii="Arial" w:cs="Arial" w:eastAsia="Arial" w:hAnsi="Arial"/>
+                      <w:color w:val="5A6B85"/>
+                      <w:sz w:val="21"/>
+                      <w:szCs w:val="21"/>
+                    </w:rPr>
+                    <w:t xml:space="preserve"/>
+                  </w:r>
+                </w:p>
+              </w:tc>
+            </w:tr>
+          </w:tbl>
+          <w:p>
+            <w:pPr>
+              <w:keepNext/>
+              <w:spacing w:after="60" w:before="120"/>
+            </w:pPr>
+            <w:r>
+              <w:rPr>
+                <w:rFonts w:ascii="Arial" w:cs="Arial" w:eastAsia="Arial" w:hAnsi="Arial"/>
+                <w:b/>
+                <w:bCs/>
+                <w:sz w:val="21"/>
+                <w:szCs w:val="21"/>
+              </w:rPr>
+              <w:t xml:space="preserve">What does a device need in order to join a Wi-Fi network?</w:t>
             </w:r>
           </w:p>
           <w:tbl>
@@ -1977,6 +2401,218 @@
               </w:tc>
             </w:tr>
           </w:tbl>
+          <w:p>
+            <w:pPr>
+              <w:keepNext/>
+              <w:spacing w:after="60" w:before="120"/>
+            </w:pPr>
+            <w:r>
+              <w:rPr>
+                <w:rFonts w:ascii="Arial" w:cs="Arial" w:eastAsia="Arial" w:hAnsi="Arial"/>
+                <w:b/>
+                <w:bCs/>
+                <w:sz w:val="21"/>
+                <w:szCs w:val="21"/>
+              </w:rPr>
+              <w:t xml:space="preserve">What is the typical range of Bluetooth?</w:t>
+            </w:r>
+          </w:p>
+          <w:tbl>
+            <w:tblPr>
+              <w:tblW w:type="dxa" w:w="10026"/>
+              <w:tblBorders>
+                <w:top w:val="single" w:color="auto" w:sz="4"/>
+                <w:left w:val="single" w:color="auto" w:sz="4"/>
+                <w:bottom w:val="single" w:color="auto" w:sz="4"/>
+                <w:right w:val="single" w:color="auto" w:sz="4"/>
+                <w:insideH w:val="single" w:color="auto" w:sz="4"/>
+                <w:insideV w:val="single" w:color="auto" w:sz="4"/>
+              </w:tblBorders>
+            </w:tblPr>
+            <w:tblGrid>
+              <w:gridCol w:w="10026"/>
+            </w:tblGrid>
+            <w:tr>
+              <w:trPr>
+                <w:cantSplit/>
+                <w:trHeight w:val="460" w:hRule="exact"/>
+              </w:trPr>
+              <w:tc>
+                <w:tcPr>
+                  <w:tcW w:type="dxa" w:w="10026"/>
+                  <w:tcBorders>
+                    <w:top w:val="none" w:color="FFFFFF" w:sz="0"/>
+                    <w:left w:val="none" w:color="FFFFFF" w:sz="0"/>
+                    <w:bottom w:val="dotted" w:color="9AA8BC" w:sz="6"/>
+                    <w:right w:val="none" w:color="FFFFFF" w:sz="0"/>
+                  </w:tcBorders>
+                  <w:tcMar>
+                    <w:left w:type="dxa" w:w="0"/>
+                    <w:bottom w:type="dxa" w:w="20"/>
+                    <w:right w:type="dxa" w:w="0"/>
+                  </w:tcMar>
+                  <w:vAlign w:val="bottom"/>
+                </w:tcPr>
+                <w:p>
+                  <w:pPr>
+                    <w:spacing w:after="0" w:before="0"/>
+                  </w:pPr>
+                  <w:r>
+                    <w:rPr>
+                      <w:rFonts w:ascii="Arial" w:cs="Arial" w:eastAsia="Arial" w:hAnsi="Arial"/>
+                      <w:color w:val="5A6B85"/>
+                      <w:sz w:val="21"/>
+                      <w:szCs w:val="21"/>
+                    </w:rPr>
+                    <w:t xml:space="preserve"/>
+                  </w:r>
+                </w:p>
+              </w:tc>
+            </w:tr>
+            <w:tr>
+              <w:trPr>
+                <w:cantSplit/>
+                <w:trHeight w:val="460" w:hRule="exact"/>
+              </w:trPr>
+              <w:tc>
+                <w:tcPr>
+                  <w:tcW w:type="dxa" w:w="10026"/>
+                  <w:tcBorders>
+                    <w:top w:val="none" w:color="FFFFFF" w:sz="0"/>
+                    <w:left w:val="none" w:color="FFFFFF" w:sz="0"/>
+                    <w:bottom w:val="dotted" w:color="9AA8BC" w:sz="6"/>
+                    <w:right w:val="none" w:color="FFFFFF" w:sz="0"/>
+                  </w:tcBorders>
+                  <w:tcMar>
+                    <w:left w:type="dxa" w:w="0"/>
+                    <w:bottom w:type="dxa" w:w="20"/>
+                    <w:right w:type="dxa" w:w="0"/>
+                  </w:tcMar>
+                  <w:vAlign w:val="bottom"/>
+                </w:tcPr>
+                <w:p>
+                  <w:pPr>
+                    <w:spacing w:after="0" w:before="0"/>
+                  </w:pPr>
+                  <w:r>
+                    <w:rPr>
+                      <w:rFonts w:ascii="Arial" w:cs="Arial" w:eastAsia="Arial" w:hAnsi="Arial"/>
+                      <w:color w:val="5A6B85"/>
+                      <w:sz w:val="21"/>
+                      <w:szCs w:val="21"/>
+                    </w:rPr>
+                    <w:t xml:space="preserve"/>
+                  </w:r>
+                </w:p>
+              </w:tc>
+            </w:tr>
+          </w:tbl>
+          <w:p>
+            <w:pPr>
+              <w:keepNext/>
+              <w:spacing w:after="60" w:before="120"/>
+            </w:pPr>
+            <w:r>
+              <w:rPr>
+                <w:rFonts w:ascii="Arial" w:cs="Arial" w:eastAsia="Arial" w:hAnsi="Arial"/>
+                <w:b/>
+                <w:bCs/>
+                <w:sz w:val="21"/>
+                <w:szCs w:val="21"/>
+              </w:rPr>
+              <w:t xml:space="preserve">Why is Bluetooth good for wireless earbuds?</w:t>
+            </w:r>
+          </w:p>
+          <w:tbl>
+            <w:tblPr>
+              <w:tblW w:type="dxa" w:w="10026"/>
+              <w:tblBorders>
+                <w:top w:val="single" w:color="auto" w:sz="4"/>
+                <w:left w:val="single" w:color="auto" w:sz="4"/>
+                <w:bottom w:val="single" w:color="auto" w:sz="4"/>
+                <w:right w:val="single" w:color="auto" w:sz="4"/>
+                <w:insideH w:val="single" w:color="auto" w:sz="4"/>
+                <w:insideV w:val="single" w:color="auto" w:sz="4"/>
+              </w:tblBorders>
+            </w:tblPr>
+            <w:tblGrid>
+              <w:gridCol w:w="10026"/>
+            </w:tblGrid>
+            <w:tr>
+              <w:trPr>
+                <w:cantSplit/>
+                <w:trHeight w:val="460" w:hRule="exact"/>
+              </w:trPr>
+              <w:tc>
+                <w:tcPr>
+                  <w:tcW w:type="dxa" w:w="10026"/>
+                  <w:tcBorders>
+                    <w:top w:val="none" w:color="FFFFFF" w:sz="0"/>
+                    <w:left w:val="none" w:color="FFFFFF" w:sz="0"/>
+                    <w:bottom w:val="dotted" w:color="9AA8BC" w:sz="6"/>
+                    <w:right w:val="none" w:color="FFFFFF" w:sz="0"/>
+                  </w:tcBorders>
+                  <w:tcMar>
+                    <w:left w:type="dxa" w:w="0"/>
+                    <w:bottom w:type="dxa" w:w="20"/>
+                    <w:right w:type="dxa" w:w="0"/>
+                  </w:tcMar>
+                  <w:vAlign w:val="bottom"/>
+                </w:tcPr>
+                <w:p>
+                  <w:pPr>
+                    <w:spacing w:after="0" w:before="0"/>
+                  </w:pPr>
+                  <w:r>
+                    <w:rPr>
+                      <w:rFonts w:ascii="Arial" w:cs="Arial" w:eastAsia="Arial" w:hAnsi="Arial"/>
+                      <w:color w:val="5A6B85"/>
+                      <w:sz w:val="21"/>
+                      <w:szCs w:val="21"/>
+                    </w:rPr>
+                    <w:t xml:space="preserve"/>
+                  </w:r>
+                </w:p>
+              </w:tc>
+            </w:tr>
+            <w:tr>
+              <w:trPr>
+                <w:cantSplit/>
+                <w:trHeight w:val="460" w:hRule="exact"/>
+              </w:trPr>
+              <w:tc>
+                <w:tcPr>
+                  <w:tcW w:type="dxa" w:w="10026"/>
+                  <w:tcBorders>
+                    <w:top w:val="none" w:color="FFFFFF" w:sz="0"/>
+                    <w:left w:val="none" w:color="FFFFFF" w:sz="0"/>
+                    <w:bottom w:val="dotted" w:color="9AA8BC" w:sz="6"/>
+                    <w:right w:val="none" w:color="FFFFFF" w:sz="0"/>
+                  </w:tcBorders>
+                  <w:tcMar>
+                    <w:left w:type="dxa" w:w="0"/>
+                    <w:bottom w:type="dxa" w:w="20"/>
+                    <w:right w:type="dxa" w:w="0"/>
+                  </w:tcMar>
+                  <w:vAlign w:val="bottom"/>
+                </w:tcPr>
+                <w:p>
+                  <w:pPr>
+                    <w:spacing w:after="0" w:before="0"/>
+                  </w:pPr>
+                  <w:r>
+                    <w:rPr>
+                      <w:rFonts w:ascii="Arial" w:cs="Arial" w:eastAsia="Arial" w:hAnsi="Arial"/>
+                      <w:color w:val="5A6B85"/>
+                      <w:sz w:val="21"/>
+                      <w:szCs w:val="21"/>
+                    </w:rPr>
+                    <w:t xml:space="preserve"/>
+                  </w:r>
+                </w:p>
+              </w:tc>
+            </w:tr>
+          </w:tbl>
           <w:p/>
         </w:tc>
       </w:tr>
@@ -2543,6 +3179,218 @@
               </w:tc>
             </w:tr>
           </w:tbl>
+          <w:p>
+            <w:pPr>
+              <w:keepNext/>
+              <w:spacing w:after="60" w:before="120"/>
+            </w:pPr>
+            <w:r>
+              <w:rPr>
+                <w:rFonts w:ascii="Arial" w:cs="Arial" w:eastAsia="Arial" w:hAnsi="Arial"/>
+                <w:b/>
+                <w:bCs/>
+                <w:sz w:val="21"/>
+                <w:szCs w:val="21"/>
+              </w:rPr>
+              <w:t xml:space="preserve">Which is an advantage of a wired connection over wireless?</w:t>
+            </w:r>
+          </w:p>
+          <w:tbl>
+            <w:tblPr>
+              <w:tblW w:type="dxa" w:w="10026"/>
+              <w:tblBorders>
+                <w:top w:val="single" w:color="auto" w:sz="4"/>
+                <w:left w:val="single" w:color="auto" w:sz="4"/>
+                <w:bottom w:val="single" w:color="auto" w:sz="4"/>
+                <w:right w:val="single" w:color="auto" w:sz="4"/>
+                <w:insideH w:val="single" w:color="auto" w:sz="4"/>
+                <w:insideV w:val="single" w:color="auto" w:sz="4"/>
+              </w:tblBorders>
+            </w:tblPr>
+            <w:tblGrid>
+              <w:gridCol w:w="10026"/>
+            </w:tblGrid>
+            <w:tr>
+              <w:trPr>
+                <w:cantSplit/>
+                <w:trHeight w:val="460" w:hRule="exact"/>
+              </w:trPr>
+              <w:tc>
+                <w:tcPr>
+                  <w:tcW w:type="dxa" w:w="10026"/>
+                  <w:tcBorders>
+                    <w:top w:val="none" w:color="FFFFFF" w:sz="0"/>
+                    <w:left w:val="none" w:color="FFFFFF" w:sz="0"/>
+                    <w:bottom w:val="dotted" w:color="9AA8BC" w:sz="6"/>
+                    <w:right w:val="none" w:color="FFFFFF" w:sz="0"/>
+                  </w:tcBorders>
+                  <w:tcMar>
+                    <w:left w:type="dxa" w:w="0"/>
+                    <w:bottom w:type="dxa" w:w="20"/>
+                    <w:right w:type="dxa" w:w="0"/>
+                  </w:tcMar>
+                  <w:vAlign w:val="bottom"/>
+                </w:tcPr>
+                <w:p>
+                  <w:pPr>
+                    <w:spacing w:after="0" w:before="0"/>
+                  </w:pPr>
+                  <w:r>
+                    <w:rPr>
+                      <w:rFonts w:ascii="Arial" w:cs="Arial" w:eastAsia="Arial" w:hAnsi="Arial"/>
+                      <w:color w:val="5A6B85"/>
+                      <w:sz w:val="21"/>
+                      <w:szCs w:val="21"/>
+                    </w:rPr>
+                    <w:t xml:space="preserve"/>
+                  </w:r>
+                </w:p>
+              </w:tc>
+            </w:tr>
+            <w:tr>
+              <w:trPr>
+                <w:cantSplit/>
+                <w:trHeight w:val="460" w:hRule="exact"/>
+              </w:trPr>
+              <w:tc>
+                <w:tcPr>
+                  <w:tcW w:type="dxa" w:w="10026"/>
+                  <w:tcBorders>
+                    <w:top w:val="none" w:color="FFFFFF" w:sz="0"/>
+                    <w:left w:val="none" w:color="FFFFFF" w:sz="0"/>
+                    <w:bottom w:val="dotted" w:color="9AA8BC" w:sz="6"/>
+                    <w:right w:val="none" w:color="FFFFFF" w:sz="0"/>
+                  </w:tcBorders>
+                  <w:tcMar>
+                    <w:left w:type="dxa" w:w="0"/>
+                    <w:bottom w:type="dxa" w:w="20"/>
+                    <w:right w:type="dxa" w:w="0"/>
+                  </w:tcMar>
+                  <w:vAlign w:val="bottom"/>
+                </w:tcPr>
+                <w:p>
+                  <w:pPr>
+                    <w:spacing w:after="0" w:before="0"/>
+                  </w:pPr>
+                  <w:r>
+                    <w:rPr>
+                      <w:rFonts w:ascii="Arial" w:cs="Arial" w:eastAsia="Arial" w:hAnsi="Arial"/>
+                      <w:color w:val="5A6B85"/>
+                      <w:sz w:val="21"/>
+                      <w:szCs w:val="21"/>
+                    </w:rPr>
+                    <w:t xml:space="preserve"/>
+                  </w:r>
+                </w:p>
+              </w:tc>
+            </w:tr>
+          </w:tbl>
+          <w:p>
+            <w:pPr>
+              <w:keepNext/>
+              <w:spacing w:after="60" w:before="120"/>
+            </w:pPr>
+            <w:r>
+              <w:rPr>
+                <w:rFonts w:ascii="Arial" w:cs="Arial" w:eastAsia="Arial" w:hAnsi="Arial"/>
+                <w:b/>
+                <w:bCs/>
+                <w:sz w:val="21"/>
+                <w:szCs w:val="21"/>
+              </w:rPr>
+              <w:t xml:space="preserve">Why is a wireless network usually harder to secure?</w:t>
+            </w:r>
+          </w:p>
+          <w:tbl>
+            <w:tblPr>
+              <w:tblW w:type="dxa" w:w="10026"/>
+              <w:tblBorders>
+                <w:top w:val="single" w:color="auto" w:sz="4"/>
+                <w:left w:val="single" w:color="auto" w:sz="4"/>
+                <w:bottom w:val="single" w:color="auto" w:sz="4"/>
+                <w:right w:val="single" w:color="auto" w:sz="4"/>
+                <w:insideH w:val="single" w:color="auto" w:sz="4"/>
+                <w:insideV w:val="single" w:color="auto" w:sz="4"/>
+              </w:tblBorders>
+            </w:tblPr>
+            <w:tblGrid>
+              <w:gridCol w:w="10026"/>
+            </w:tblGrid>
+            <w:tr>
+              <w:trPr>
+                <w:cantSplit/>
+                <w:trHeight w:val="460" w:hRule="exact"/>
+              </w:trPr>
+              <w:tc>
+                <w:tcPr>
+                  <w:tcW w:type="dxa" w:w="10026"/>
+                  <w:tcBorders>
+                    <w:top w:val="none" w:color="FFFFFF" w:sz="0"/>
+                    <w:left w:val="none" w:color="FFFFFF" w:sz="0"/>
+                    <w:bottom w:val="dotted" w:color="9AA8BC" w:sz="6"/>
+                    <w:right w:val="none" w:color="FFFFFF" w:sz="0"/>
+                  </w:tcBorders>
+                  <w:tcMar>
+                    <w:left w:type="dxa" w:w="0"/>
+                    <w:bottom w:type="dxa" w:w="20"/>
+                    <w:right w:type="dxa" w:w="0"/>
+                  </w:tcMar>
+                  <w:vAlign w:val="bottom"/>
+                </w:tcPr>
+                <w:p>
+                  <w:pPr>
+                    <w:spacing w:after="0" w:before="0"/>
+                  </w:pPr>
+                  <w:r>
+                    <w:rPr>
+                      <w:rFonts w:ascii="Arial" w:cs="Arial" w:eastAsia="Arial" w:hAnsi="Arial"/>
+                      <w:color w:val="5A6B85"/>
+                      <w:sz w:val="21"/>
+                      <w:szCs w:val="21"/>
+                    </w:rPr>
+                    <w:t xml:space="preserve"/>
+                  </w:r>
+                </w:p>
+              </w:tc>
+            </w:tr>
+            <w:tr>
+              <w:trPr>
+                <w:cantSplit/>
+                <w:trHeight w:val="460" w:hRule="exact"/>
+              </w:trPr>
+              <w:tc>
+                <w:tcPr>
+                  <w:tcW w:type="dxa" w:w="10026"/>
+                  <w:tcBorders>
+                    <w:top w:val="none" w:color="FFFFFF" w:sz="0"/>
+                    <w:left w:val="none" w:color="FFFFFF" w:sz="0"/>
+                    <w:bottom w:val="dotted" w:color="9AA8BC" w:sz="6"/>
+                    <w:right w:val="none" w:color="FFFFFF" w:sz="0"/>
+                  </w:tcBorders>
+                  <w:tcMar>
+                    <w:left w:type="dxa" w:w="0"/>
+                    <w:bottom w:type="dxa" w:w="20"/>
+                    <w:right w:type="dxa" w:w="0"/>
+                  </w:tcMar>
+                  <w:vAlign w:val="bottom"/>
+                </w:tcPr>
+                <w:p>
+                  <w:pPr>
+                    <w:spacing w:after="0" w:before="0"/>
+                  </w:pPr>
+                  <w:r>
+                    <w:rPr>
+                      <w:rFonts w:ascii="Arial" w:cs="Arial" w:eastAsia="Arial" w:hAnsi="Arial"/>
+                      <w:color w:val="5A6B85"/>
+                      <w:sz w:val="21"/>
+                      <w:szCs w:val="21"/>
+                    </w:rPr>
+                    <w:t xml:space="preserve"/>
+                  </w:r>
+                </w:p>
+              </w:tc>
+            </w:tr>
+          </w:tbl>
           <w:p/>
         </w:tc>
       </w:tr>
@@ -2734,6 +3582,324 @@
                 <w:szCs w:val="21"/>
               </w:rPr>
               <w:t xml:space="preserve">Recommend a connection for a café offering free internet to customers. Justify your choice.</w:t>
+            </w:r>
+          </w:p>
+          <w:tbl>
+            <w:tblPr>
+              <w:tblW w:type="dxa" w:w="10026"/>
+              <w:tblBorders>
+                <w:top w:val="single" w:color="auto" w:sz="4"/>
+                <w:left w:val="single" w:color="auto" w:sz="4"/>
+                <w:bottom w:val="single" w:color="auto" w:sz="4"/>
+                <w:right w:val="single" w:color="auto" w:sz="4"/>
+                <w:insideH w:val="single" w:color="auto" w:sz="4"/>
+                <w:insideV w:val="single" w:color="auto" w:sz="4"/>
+              </w:tblBorders>
+            </w:tblPr>
+            <w:tblGrid>
+              <w:gridCol w:w="10026"/>
+            </w:tblGrid>
+            <w:tr>
+              <w:trPr>
+                <w:cantSplit/>
+                <w:trHeight w:val="460" w:hRule="exact"/>
+              </w:trPr>
+              <w:tc>
+                <w:tcPr>
+                  <w:tcW w:type="dxa" w:w="10026"/>
+                  <w:tcBorders>
+                    <w:top w:val="none" w:color="FFFFFF" w:sz="0"/>
+                    <w:left w:val="none" w:color="FFFFFF" w:sz="0"/>
+                    <w:bottom w:val="dotted" w:color="9AA8BC" w:sz="6"/>
+                    <w:right w:val="none" w:color="FFFFFF" w:sz="0"/>
+                  </w:tcBorders>
+                  <w:tcMar>
+                    <w:left w:type="dxa" w:w="0"/>
+                    <w:bottom w:type="dxa" w:w="20"/>
+                    <w:right w:type="dxa" w:w="0"/>
+                  </w:tcMar>
+                  <w:vAlign w:val="bottom"/>
+                </w:tcPr>
+                <w:p>
+                  <w:pPr>
+                    <w:spacing w:after="0" w:before="0"/>
+                  </w:pPr>
+                  <w:r>
+                    <w:rPr>
+                      <w:rFonts w:ascii="Arial" w:cs="Arial" w:eastAsia="Arial" w:hAnsi="Arial"/>
+                      <w:color w:val="5A6B85"/>
+                      <w:sz w:val="21"/>
+                      <w:szCs w:val="21"/>
+                    </w:rPr>
+                    <w:t xml:space="preserve"/>
+                  </w:r>
+                </w:p>
+              </w:tc>
+            </w:tr>
+            <w:tr>
+              <w:trPr>
+                <w:cantSplit/>
+                <w:trHeight w:val="460" w:hRule="exact"/>
+              </w:trPr>
+              <w:tc>
+                <w:tcPr>
+                  <w:tcW w:type="dxa" w:w="10026"/>
+                  <w:tcBorders>
+                    <w:top w:val="none" w:color="FFFFFF" w:sz="0"/>
+                    <w:left w:val="none" w:color="FFFFFF" w:sz="0"/>
+                    <w:bottom w:val="dotted" w:color="9AA8BC" w:sz="6"/>
+                    <w:right w:val="none" w:color="FFFFFF" w:sz="0"/>
+                  </w:tcBorders>
+                  <w:tcMar>
+                    <w:left w:type="dxa" w:w="0"/>
+                    <w:bottom w:type="dxa" w:w="20"/>
+                    <w:right w:type="dxa" w:w="0"/>
+                  </w:tcMar>
+                  <w:vAlign w:val="bottom"/>
+                </w:tcPr>
+                <w:p>
+                  <w:pPr>
+                    <w:spacing w:after="0" w:before="0"/>
+                  </w:pPr>
+                  <w:r>
+                    <w:rPr>
+                      <w:rFonts w:ascii="Arial" w:cs="Arial" w:eastAsia="Arial" w:hAnsi="Arial"/>
+                      <w:color w:val="5A6B85"/>
+                      <w:sz w:val="21"/>
+                      <w:szCs w:val="21"/>
+                    </w:rPr>
+                    <w:t xml:space="preserve"/>
+                  </w:r>
+                </w:p>
+              </w:tc>
+            </w:tr>
+          </w:tbl>
+          <w:p>
+            <w:pPr>
+              <w:keepNext/>
+              <w:spacing w:after="60" w:before="120"/>
+            </w:pPr>
+            <w:r>
+              <w:rPr>
+                <w:rFonts w:ascii="Arial" w:cs="Arial" w:eastAsia="Arial" w:hAnsi="Arial"/>
+                <w:b/>
+                <w:bCs/>
+                <w:sz w:val="21"/>
+                <w:szCs w:val="21"/>
+              </w:rPr>
+              <w:t xml:space="preserve">A school hall needs 30 laptops online for one day. Which connection is best?</w:t>
+            </w:r>
+          </w:p>
+          <w:tbl>
+            <w:tblPr>
+              <w:tblW w:type="dxa" w:w="10026"/>
+              <w:tblBorders>
+                <w:top w:val="single" w:color="auto" w:sz="4"/>
+                <w:left w:val="single" w:color="auto" w:sz="4"/>
+                <w:bottom w:val="single" w:color="auto" w:sz="4"/>
+                <w:right w:val="single" w:color="auto" w:sz="4"/>
+                <w:insideH w:val="single" w:color="auto" w:sz="4"/>
+                <w:insideV w:val="single" w:color="auto" w:sz="4"/>
+              </w:tblBorders>
+            </w:tblPr>
+            <w:tblGrid>
+              <w:gridCol w:w="10026"/>
+            </w:tblGrid>
+            <w:tr>
+              <w:trPr>
+                <w:cantSplit/>
+                <w:trHeight w:val="460" w:hRule="exact"/>
+              </w:trPr>
+              <w:tc>
+                <w:tcPr>
+                  <w:tcW w:type="dxa" w:w="10026"/>
+                  <w:tcBorders>
+                    <w:top w:val="none" w:color="FFFFFF" w:sz="0"/>
+                    <w:left w:val="none" w:color="FFFFFF" w:sz="0"/>
+                    <w:bottom w:val="dotted" w:color="9AA8BC" w:sz="6"/>
+                    <w:right w:val="none" w:color="FFFFFF" w:sz="0"/>
+                  </w:tcBorders>
+                  <w:tcMar>
+                    <w:left w:type="dxa" w:w="0"/>
+                    <w:bottom w:type="dxa" w:w="20"/>
+                    <w:right w:type="dxa" w:w="0"/>
+                  </w:tcMar>
+                  <w:vAlign w:val="bottom"/>
+                </w:tcPr>
+                <w:p>
+                  <w:pPr>
+                    <w:spacing w:after="0" w:before="0"/>
+                  </w:pPr>
+                  <w:r>
+                    <w:rPr>
+                      <w:rFonts w:ascii="Arial" w:cs="Arial" w:eastAsia="Arial" w:hAnsi="Arial"/>
+                      <w:color w:val="5A6B85"/>
+                      <w:sz w:val="21"/>
+                      <w:szCs w:val="21"/>
+                    </w:rPr>
+                    <w:t xml:space="preserve"/>
+                  </w:r>
+                </w:p>
+              </w:tc>
+            </w:tr>
+            <w:tr>
+              <w:trPr>
+                <w:cantSplit/>
+                <w:trHeight w:val="460" w:hRule="exact"/>
+              </w:trPr>
+              <w:tc>
+                <w:tcPr>
+                  <w:tcW w:type="dxa" w:w="10026"/>
+                  <w:tcBorders>
+                    <w:top w:val="none" w:color="FFFFFF" w:sz="0"/>
+                    <w:left w:val="none" w:color="FFFFFF" w:sz="0"/>
+                    <w:bottom w:val="dotted" w:color="9AA8BC" w:sz="6"/>
+                    <w:right w:val="none" w:color="FFFFFF" w:sz="0"/>
+                  </w:tcBorders>
+                  <w:tcMar>
+                    <w:left w:type="dxa" w:w="0"/>
+                    <w:bottom w:type="dxa" w:w="20"/>
+                    <w:right w:type="dxa" w:w="0"/>
+                  </w:tcMar>
+                  <w:vAlign w:val="bottom"/>
+                </w:tcPr>
+                <w:p>
+                  <w:pPr>
+                    <w:spacing w:after="0" w:before="0"/>
+                  </w:pPr>
+                  <w:r>
+                    <w:rPr>
+                      <w:rFonts w:ascii="Arial" w:cs="Arial" w:eastAsia="Arial" w:hAnsi="Arial"/>
+                      <w:color w:val="5A6B85"/>
+                      <w:sz w:val="21"/>
+                      <w:szCs w:val="21"/>
+                    </w:rPr>
+                    <w:t xml:space="preserve"/>
+                  </w:r>
+                </w:p>
+              </w:tc>
+            </w:tr>
+          </w:tbl>
+          <w:p>
+            <w:pPr>
+              <w:keepNext/>
+              <w:spacing w:after="60" w:before="120"/>
+            </w:pPr>
+            <w:r>
+              <w:rPr>
+                <w:rFonts w:ascii="Arial" w:cs="Arial" w:eastAsia="Arial" w:hAnsi="Arial"/>
+                <w:b/>
+                <w:bCs/>
+                <w:sz w:val="21"/>
+                <w:szCs w:val="21"/>
+              </w:rPr>
+              <w:t xml:space="preserve">A server room needs the fastest, most reliable links. Which connection is best?</w:t>
+            </w:r>
+          </w:p>
+          <w:tbl>
+            <w:tblPr>
+              <w:tblW w:type="dxa" w:w="10026"/>
+              <w:tblBorders>
+                <w:top w:val="single" w:color="auto" w:sz="4"/>
+                <w:left w:val="single" w:color="auto" w:sz="4"/>
+                <w:bottom w:val="single" w:color="auto" w:sz="4"/>
+                <w:right w:val="single" w:color="auto" w:sz="4"/>
+                <w:insideH w:val="single" w:color="auto" w:sz="4"/>
+                <w:insideV w:val="single" w:color="auto" w:sz="4"/>
+              </w:tblBorders>
+            </w:tblPr>
+            <w:tblGrid>
+              <w:gridCol w:w="10026"/>
+            </w:tblGrid>
+            <w:tr>
+              <w:trPr>
+                <w:cantSplit/>
+                <w:trHeight w:val="460" w:hRule="exact"/>
+              </w:trPr>
+              <w:tc>
+                <w:tcPr>
+                  <w:tcW w:type="dxa" w:w="10026"/>
+                  <w:tcBorders>
+                    <w:top w:val="none" w:color="FFFFFF" w:sz="0"/>
+                    <w:left w:val="none" w:color="FFFFFF" w:sz="0"/>
+                    <w:bottom w:val="dotted" w:color="9AA8BC" w:sz="6"/>
+                    <w:right w:val="none" w:color="FFFFFF" w:sz="0"/>
+                  </w:tcBorders>
+                  <w:tcMar>
+                    <w:left w:type="dxa" w:w="0"/>
+                    <w:bottom w:type="dxa" w:w="20"/>
+                    <w:right w:type="dxa" w:w="0"/>
+                  </w:tcMar>
+                  <w:vAlign w:val="bottom"/>
+                </w:tcPr>
+                <w:p>
+                  <w:pPr>
+                    <w:spacing w:after="0" w:before="0"/>
+                  </w:pPr>
+                  <w:r>
+                    <w:rPr>
+                      <w:rFonts w:ascii="Arial" w:cs="Arial" w:eastAsia="Arial" w:hAnsi="Arial"/>
+                      <w:color w:val="5A6B85"/>
+                      <w:sz w:val="21"/>
+                      <w:szCs w:val="21"/>
+                    </w:rPr>
+                    <w:t xml:space="preserve"/>
+                  </w:r>
+                </w:p>
+              </w:tc>
+            </w:tr>
+            <w:tr>
+              <w:trPr>
+                <w:cantSplit/>
+                <w:trHeight w:val="460" w:hRule="exact"/>
+              </w:trPr>
+              <w:tc>
+                <w:tcPr>
+                  <w:tcW w:type="dxa" w:w="10026"/>
+                  <w:tcBorders>
+                    <w:top w:val="none" w:color="FFFFFF" w:sz="0"/>
+                    <w:left w:val="none" w:color="FFFFFF" w:sz="0"/>
+                    <w:bottom w:val="dotted" w:color="9AA8BC" w:sz="6"/>
+                    <w:right w:val="none" w:color="FFFFFF" w:sz="0"/>
+                  </w:tcBorders>
+                  <w:tcMar>
+                    <w:left w:type="dxa" w:w="0"/>
+                    <w:bottom w:type="dxa" w:w="20"/>
+                    <w:right w:type="dxa" w:w="0"/>
+                  </w:tcMar>
+                  <w:vAlign w:val="bottom"/>
+                </w:tcPr>
+                <w:p>
+                  <w:pPr>
+                    <w:spacing w:after="0" w:before="0"/>
+                  </w:pPr>
+                  <w:r>
+                    <w:rPr>
+                      <w:rFonts w:ascii="Arial" w:cs="Arial" w:eastAsia="Arial" w:hAnsi="Arial"/>
+                      <w:color w:val="5A6B85"/>
+                      <w:sz w:val="21"/>
+                      <w:szCs w:val="21"/>
+                    </w:rPr>
+                    <w:t xml:space="preserve"/>
+                  </w:r>
+                </w:p>
+              </w:tc>
+            </w:tr>
+          </w:tbl>
+          <w:p>
+            <w:pPr>
+              <w:keepNext/>
+              <w:spacing w:after="60" w:before="120"/>
+            </w:pPr>
+            <w:r>
+              <w:rPr>
+                <w:rFonts w:ascii="Arial" w:cs="Arial" w:eastAsia="Arial" w:hAnsi="Arial"/>
+                <w:b/>
+                <w:bCs/>
+                <w:sz w:val="21"/>
+                <w:szCs w:val="21"/>
+              </w:rPr>
+              <w:t xml:space="preserve">A wireless mouse for a laptop: which connection is best?</w:t>
             </w:r>
           </w:p>
           <w:tbl>
@@ -3042,7 +4208,7 @@
                       <w:sz w:val="21"/>
                       <w:szCs w:val="21"/>
                     </w:rPr>
-                    <w:t xml:space="preserve">Less reliable, and can be blocked by walls</w:t>
+                    <w:t xml:space="preserve">Thick walls and other signals can interrupt it</w:t>
                   </w:r>
                 </w:p>
               </w:tc>
@@ -3114,7 +4280,7 @@
                       <w:sz w:val="21"/>
                       <w:szCs w:val="21"/>
                     </w:rPr>
-                    <w:t xml:space="preserve">Lots of physical hardware required</w:t>
+                    <w:t xml:space="preserve">Needs cable runs, sockets and switches everywhere</w:t>
                   </w:r>
                 </w:p>
               </w:tc>
@@ -3186,7 +4352,7 @@
                       <w:sz w:val="21"/>
                       <w:szCs w:val="21"/>
                     </w:rPr>
-                    <w:t xml:space="preserve">Transfer speeds tend to be slower</w:t>
+                    <w:t xml:space="preserve">Speeds drop the further you are from the access point</w:t>
                   </w:r>
                 </w:p>
               </w:tc>
@@ -3258,7 +4424,7 @@
                       <w:sz w:val="21"/>
                       <w:szCs w:val="21"/>
                     </w:rPr>
-                    <w:t xml:space="preserve">Connections tend to be more reliable</w:t>
+                    <w:t xml:space="preserve">A cable gives the same speed every time</w:t>
                   </w:r>
                 </w:p>
               </w:tc>
@@ -3330,7 +4496,7 @@
                       <w:sz w:val="21"/>
                       <w:szCs w:val="21"/>
                     </w:rPr>
-                    <w:t xml:space="preserve">More secure and easier to secure</w:t>
+                    <w:t xml:space="preserve">An attacker has to get inside the building to tap it</w:t>
                   </w:r>
                 </w:p>
               </w:tc>
@@ -3402,7 +4568,7 @@
                       <w:sz w:val="21"/>
                       <w:szCs w:val="21"/>
                     </w:rPr>
-                    <w:t xml:space="preserve">Less secure and more difficult to secure</w:t>
+                    <w:t xml:space="preserve">Signals spread outside the building where anyone can capture them</w:t>
                   </w:r>
                 </w:p>
               </w:tc>
@@ -3474,7 +4640,7 @@
                       <w:sz w:val="21"/>
                       <w:szCs w:val="21"/>
                     </w:rPr>
-                    <w:t xml:space="preserve">Sharing files tends to be easier</w:t>
+                    <w:t xml:space="preserve">Best choice for machines that never move</w:t>
                   </w:r>
                 </w:p>
               </w:tc>
@@ -3546,7 +4712,7 @@
                       <w:sz w:val="21"/>
                       <w:szCs w:val="21"/>
                     </w:rPr>
-                    <w:t xml:space="preserve">Users can access the network from anywhere in range</w:t>
+                    <w:t xml:space="preserve">Lets a class of laptops move room to room</w:t>
                   </w:r>
                 </w:p>
               </w:tc>
@@ -3618,7 +4784,7 @@
                       <w:sz w:val="21"/>
                       <w:szCs w:val="21"/>
                     </w:rPr>
-                    <w:t xml:space="preserve">Less physically complicated and disruptive to set up</w:t>
+                    <w:t xml:space="preserve">Can be set up in an old building without drilling holes</w:t>
                   </w:r>
                 </w:p>
               </w:tc>
@@ -3690,7 +4856,7 @@
                       <w:sz w:val="21"/>
                       <w:szCs w:val="21"/>
                     </w:rPr>
-                    <w:t xml:space="preserve">Transfer speeds tend to be faster</w:t>
+                    <w:t xml:space="preserve">Handles very large file transfers most quickly</w:t>
                   </w:r>
                 </w:p>
               </w:tc>
@@ -3762,7 +4928,7 @@
                       <w:sz w:val="21"/>
                       <w:szCs w:val="21"/>
                     </w:rPr>
-                    <w:t xml:space="preserve">Sharing files tends to be more difficult</w:t>
+                    <w:t xml:space="preserve">Performance drops as more devices join the same access point</w:t>
                   </w:r>
                 </w:p>
               </w:tc>
@@ -4217,7 +5383,7 @@
                 <w:sz w:val="21"/>
                 <w:szCs w:val="21"/>
               </w:rPr>
-              <w:t xml:space="preserve">a)  State two differences between Wi-Fi and Bluetooth.  </w:t>
+              <w:t xml:space="preserve">a)  Describe two differences between Wi-Fi and Bluetooth.  </w:t>
             </w:r>
             <w:r>
               <w:rPr>
@@ -4226,7 +5392,7 @@
                 <w:sz w:val="21"/>
                 <w:szCs w:val="21"/>
               </w:rPr>
-              <w:t xml:space="preserve">[2]</w:t>
+              <w:t xml:space="preserve">[4]</w:t>
             </w:r>
           </w:p>
           <w:tbl>
@@ -4318,6 +5484,80 @@
                 </w:p>
               </w:tc>
             </w:tr>
+            <w:tr>
+              <w:trPr>
+                <w:cantSplit/>
+                <w:trHeight w:val="460" w:hRule="exact"/>
+              </w:trPr>
+              <w:tc>
+                <w:tcPr>
+                  <w:tcW w:type="dxa" w:w="10026"/>
+                  <w:tcBorders>
+                    <w:top w:val="none" w:color="FFFFFF" w:sz="0"/>
+                    <w:left w:val="none" w:color="FFFFFF" w:sz="0"/>
+                    <w:bottom w:val="dotted" w:color="9AA8BC" w:sz="6"/>
+                    <w:right w:val="none" w:color="FFFFFF" w:sz="0"/>
+                  </w:tcBorders>
+                  <w:tcMar>
+                    <w:left w:type="dxa" w:w="0"/>
+                    <w:bottom w:type="dxa" w:w="20"/>
+                    <w:right w:type="dxa" w:w="0"/>
+                  </w:tcMar>
+                  <w:vAlign w:val="bottom"/>
+                </w:tcPr>
+                <w:p>
+                  <w:pPr>
+                    <w:spacing w:after="0" w:before="0"/>
+                  </w:pPr>
+                  <w:r>
+                    <w:rPr>
+                      <w:rFonts w:ascii="Arial" w:cs="Arial" w:eastAsia="Arial" w:hAnsi="Arial"/>
+                      <w:color w:val="5A6B85"/>
+                      <w:sz w:val="21"/>
+                      <w:szCs w:val="21"/>
+                    </w:rPr>
+                    <w:t xml:space="preserve"/>
+                  </w:r>
+                </w:p>
+              </w:tc>
+            </w:tr>
+            <w:tr>
+              <w:trPr>
+                <w:cantSplit/>
+                <w:trHeight w:val="460" w:hRule="exact"/>
+              </w:trPr>
+              <w:tc>
+                <w:tcPr>
+                  <w:tcW w:type="dxa" w:w="10026"/>
+                  <w:tcBorders>
+                    <w:top w:val="none" w:color="FFFFFF" w:sz="0"/>
+                    <w:left w:val="none" w:color="FFFFFF" w:sz="0"/>
+                    <w:bottom w:val="dotted" w:color="9AA8BC" w:sz="6"/>
+                    <w:right w:val="none" w:color="FFFFFF" w:sz="0"/>
+                  </w:tcBorders>
+                  <w:tcMar>
+                    <w:left w:type="dxa" w:w="0"/>
+                    <w:bottom w:type="dxa" w:w="20"/>
+                    <w:right w:type="dxa" w:w="0"/>
+                  </w:tcMar>
+                  <w:vAlign w:val="bottom"/>
+                </w:tcPr>
+                <w:p>
+                  <w:pPr>
+                    <w:spacing w:after="0" w:before="0"/>
+                  </w:pPr>
+                  <w:r>
+                    <w:rPr>
+                      <w:rFonts w:ascii="Arial" w:cs="Arial" w:eastAsia="Arial" w:hAnsi="Arial"/>
+                      <w:color w:val="5A6B85"/>
+                      <w:sz w:val="21"/>
+                      <w:szCs w:val="21"/>
+                    </w:rPr>
+                    <w:t xml:space="preserve"/>
+                  </w:r>
+                </w:p>
+              </w:tc>
+            </w:tr>
           </w:tbl>
           <w:p>
             <w:pPr>
@@ -4332,7 +5572,7 @@
                 <w:sz w:val="21"/>
                 <w:szCs w:val="21"/>
               </w:rPr>
-              <w:t xml:space="preserve">b)  Give one advantage and one disadvantage of a wired connection.  </w:t>
+              <w:t xml:space="preserve">b)  Explain one benefit and one drawback of using cables rather than Wi-Fi.  </w:t>
             </w:r>
             <w:r>
               <w:rPr>
@@ -4341,7 +5581,7 @@
                 <w:sz w:val="21"/>
                 <w:szCs w:val="21"/>
               </w:rPr>
-              <w:t xml:space="preserve">[2]</w:t>
+              <w:t xml:space="preserve">[4]</w:t>
             </w:r>
           </w:p>
           <w:tbl>
@@ -4433,6 +5673,80 @@
                 </w:p>
               </w:tc>
             </w:tr>
+            <w:tr>
+              <w:trPr>
+                <w:cantSplit/>
+                <w:trHeight w:val="460" w:hRule="exact"/>
+              </w:trPr>
+              <w:tc>
+                <w:tcPr>
+                  <w:tcW w:type="dxa" w:w="10026"/>
+                  <w:tcBorders>
+                    <w:top w:val="none" w:color="FFFFFF" w:sz="0"/>
+                    <w:left w:val="none" w:color="FFFFFF" w:sz="0"/>
+                    <w:bottom w:val="dotted" w:color="9AA8BC" w:sz="6"/>
+                    <w:right w:val="none" w:color="FFFFFF" w:sz="0"/>
+                  </w:tcBorders>
+                  <w:tcMar>
+                    <w:left w:type="dxa" w:w="0"/>
+                    <w:bottom w:type="dxa" w:w="20"/>
+                    <w:right w:type="dxa" w:w="0"/>
+                  </w:tcMar>
+                  <w:vAlign w:val="bottom"/>
+                </w:tcPr>
+                <w:p>
+                  <w:pPr>
+                    <w:spacing w:after="0" w:before="0"/>
+                  </w:pPr>
+                  <w:r>
+                    <w:rPr>
+                      <w:rFonts w:ascii="Arial" w:cs="Arial" w:eastAsia="Arial" w:hAnsi="Arial"/>
+                      <w:color w:val="5A6B85"/>
+                      <w:sz w:val="21"/>
+                      <w:szCs w:val="21"/>
+                    </w:rPr>
+                    <w:t xml:space="preserve"/>
+                  </w:r>
+                </w:p>
+              </w:tc>
+            </w:tr>
+            <w:tr>
+              <w:trPr>
+                <w:cantSplit/>
+                <w:trHeight w:val="460" w:hRule="exact"/>
+              </w:trPr>
+              <w:tc>
+                <w:tcPr>
+                  <w:tcW w:type="dxa" w:w="10026"/>
+                  <w:tcBorders>
+                    <w:top w:val="none" w:color="FFFFFF" w:sz="0"/>
+                    <w:left w:val="none" w:color="FFFFFF" w:sz="0"/>
+                    <w:bottom w:val="dotted" w:color="9AA8BC" w:sz="6"/>
+                    <w:right w:val="none" w:color="FFFFFF" w:sz="0"/>
+                  </w:tcBorders>
+                  <w:tcMar>
+                    <w:left w:type="dxa" w:w="0"/>
+                    <w:bottom w:type="dxa" w:w="20"/>
+                    <w:right w:type="dxa" w:w="0"/>
+                  </w:tcMar>
+                  <w:vAlign w:val="bottom"/>
+                </w:tcPr>
+                <w:p>
+                  <w:pPr>
+                    <w:spacing w:after="0" w:before="0"/>
+                  </w:pPr>
+                  <w:r>
+                    <w:rPr>
+                      <w:rFonts w:ascii="Arial" w:cs="Arial" w:eastAsia="Arial" w:hAnsi="Arial"/>
+                      <w:color w:val="5A6B85"/>
+                      <w:sz w:val="21"/>
+                      <w:szCs w:val="21"/>
+                    </w:rPr>
+                    <w:t xml:space="preserve"/>
+                  </w:r>
+                </w:p>
+              </w:tc>
+            </w:tr>
           </w:tbl>
           <w:p>
             <w:pPr>
@@ -4447,7 +5761,7 @@
                 <w:sz w:val="21"/>
                 <w:szCs w:val="21"/>
               </w:rPr>
-              <w:t xml:space="preserve">c)  A hotel wants to offer internet access in every room. Recommend a connection type and justify your choice.  </w:t>
+              <w:t xml:space="preserve">c)  A café wants to offer internet access to customers. Recommend a connection type and justify your choice.  </w:t>
             </w:r>
             <w:r>
               <w:rPr>
